--- a/CV - Daniel Arias.docx
+++ b/CV - Daniel Arias.docx
@@ -202,7 +202,15 @@
                   <w:rFonts w:ascii="STIX Two Text" w:eastAsia="STIX Two Text" w:hAnsi="STIX Two Text" w:cs="STIX Two Text"/>
                   <w:lang w:val="pt-PT"/>
                 </w:rPr>
-                <w:t>danielarias.site</w:t>
+                <w:t>danielarias.</w:t>
+              </w:r>
+              <w:r>
+                <w:rPr>
+                  <w:rStyle w:val="Hipervnculo"/>
+                  <w:rFonts w:ascii="STIX Two Text" w:eastAsia="STIX Two Text" w:hAnsi="STIX Two Text" w:cs="STIX Two Text"/>
+                  <w:lang w:val="pt-PT"/>
+                </w:rPr>
+                <w:t>dev</w:t>
               </w:r>
             </w:hyperlink>
             <w:r>
@@ -268,7 +276,9 @@
               <w:rPr>
                 <w:rFonts w:ascii="STIX Two Text" w:eastAsia="STIX Two Text" w:hAnsi="STIX Two Text" w:cs="STIX Two Text"/>
                 <w:i/>
-                <w:u w:val="single"/>
+                <w:color w:val="0E0E0E"/>
+                <w:sz w:val="21"/>
+                <w:szCs w:val="21"/>
                 <w:lang w:val="es-CO"/>
               </w:rPr>
             </w:pPr>
@@ -281,10 +291,13 @@
                 <w:szCs w:val="21"/>
                 <w:lang w:val="es-CO"/>
               </w:rPr>
-              <w:t xml:space="preserve">Desarrollador </w:t>
-            </w:r>
-            <w:proofErr w:type="spellStart"/>
-            <w:r>
+              <w:t>Soy desarrollador Frontend con más de 2 años de experiencia construyendo aplicaciones web eficientes, escalables y centradas en la experiencia de usuario. Trabajo principalmente con el ecosistema de JavaScript, especialmente Angular y TypeScript, para crear interfaces dinámicas y bien optimizadas.</w:t>
+            </w:r>
+          </w:p>
+          <w:p>
+            <w:pPr>
+              <w:spacing w:line="276" w:lineRule="auto"/>
+              <w:jc w:val="both"/>
               <w:rPr>
                 <w:rFonts w:ascii="STIX Two Text" w:eastAsia="STIX Two Text" w:hAnsi="STIX Two Text" w:cs="STIX Two Text"/>
                 <w:i/>
@@ -293,9 +306,7 @@
                 <w:szCs w:val="21"/>
                 <w:lang w:val="es-CO"/>
               </w:rPr>
-              <w:t>Frontend</w:t>
-            </w:r>
-            <w:proofErr w:type="spellEnd"/>
+            </w:pPr>
             <w:r>
               <w:rPr>
                 <w:rFonts w:ascii="STIX Two Text" w:eastAsia="STIX Two Text" w:hAnsi="STIX Two Text" w:cs="STIX Two Text"/>
@@ -305,10 +316,13 @@
                 <w:szCs w:val="21"/>
                 <w:lang w:val="es-CO"/>
               </w:rPr>
-              <w:t xml:space="preserve"> con más de 2 años de experiencia en la creación de aplicaciones web eficientes y escalables. Especializado en el ecosistema de JavaScript, con dominio de Angular y </w:t>
-            </w:r>
-            <w:proofErr w:type="spellStart"/>
-            <w:r>
+              <w:t>Además, cuento con experiencia complementaria en backend utilizando NestJS y Laravel, así como en el despliegue de aplicaciones en la nube con Docker, Nginx y Caddy.</w:t>
+            </w:r>
+          </w:p>
+          <w:p>
+            <w:pPr>
+              <w:spacing w:line="276" w:lineRule="auto"/>
+              <w:jc w:val="both"/>
               <w:rPr>
                 <w:rFonts w:ascii="STIX Two Text" w:eastAsia="STIX Two Text" w:hAnsi="STIX Two Text" w:cs="STIX Two Text"/>
                 <w:i/>
@@ -317,9 +331,7 @@
                 <w:szCs w:val="21"/>
                 <w:lang w:val="es-CO"/>
               </w:rPr>
-              <w:t>TypeScript</w:t>
-            </w:r>
-            <w:proofErr w:type="spellEnd"/>
+            </w:pPr>
             <w:r>
               <w:rPr>
                 <w:rFonts w:ascii="STIX Two Text" w:eastAsia="STIX Two Text" w:hAnsi="STIX Two Text" w:cs="STIX Two Text"/>
@@ -329,9 +341,20 @@
                 <w:szCs w:val="21"/>
                 <w:lang w:val="es-CO"/>
               </w:rPr>
-              <w:t xml:space="preserve"> para construir interfaces de usuario dinámicas y optimizadas. Cuento con una sólida experiencia complementaria en el </w:t>
-            </w:r>
-            <w:proofErr w:type="spellStart"/>
+              <w:t>Me apasionan las buenas prácticas de desarrollo, el código limpio y el trabajo en equipos ágiles (Scrum, Jira) para entregar productos de alta calidad.</w:t>
+            </w:r>
+          </w:p>
+          <w:p>
+            <w:pPr>
+              <w:spacing w:line="276" w:lineRule="auto"/>
+              <w:jc w:val="both"/>
+              <w:rPr>
+                <w:rFonts w:ascii="STIX Two Text" w:eastAsia="STIX Two Text" w:hAnsi="STIX Two Text" w:cs="STIX Two Text"/>
+                <w:i/>
+                <w:u w:val="single"/>
+                <w:lang w:val="es-CO"/>
+              </w:rPr>
+            </w:pPr>
             <w:r>
               <w:rPr>
                 <w:rFonts w:ascii="STIX Two Text" w:eastAsia="STIX Two Text" w:hAnsi="STIX Two Text" w:cs="STIX Two Text"/>
@@ -341,156 +364,21 @@
                 <w:szCs w:val="21"/>
                 <w:lang w:val="es-CO"/>
               </w:rPr>
-              <w:t>backend</w:t>
-            </w:r>
-            <w:proofErr w:type="spellEnd"/>
-            <w:r>
-              <w:rPr>
-                <w:rFonts w:ascii="STIX Two Text" w:eastAsia="STIX Two Text" w:hAnsi="STIX Two Text" w:cs="STIX Two Text"/>
-                <w:i/>
-                <w:color w:val="0E0E0E"/>
-                <w:sz w:val="21"/>
-                <w:szCs w:val="21"/>
-                <w:lang w:val="es-CO"/>
-              </w:rPr>
-              <w:t xml:space="preserve"> con </w:t>
-            </w:r>
-            <w:proofErr w:type="spellStart"/>
-            <w:r>
-              <w:rPr>
-                <w:rFonts w:ascii="STIX Two Text" w:eastAsia="STIX Two Text" w:hAnsi="STIX Two Text" w:cs="STIX Two Text"/>
-                <w:i/>
-                <w:color w:val="0E0E0E"/>
-                <w:sz w:val="21"/>
-                <w:szCs w:val="21"/>
-                <w:lang w:val="es-CO"/>
-              </w:rPr>
-              <w:t>NestJS</w:t>
-            </w:r>
-            <w:proofErr w:type="spellEnd"/>
-            <w:r>
-              <w:rPr>
-                <w:rFonts w:ascii="STIX Two Text" w:eastAsia="STIX Two Text" w:hAnsi="STIX Two Text" w:cs="STIX Two Text"/>
-                <w:i/>
-                <w:color w:val="0E0E0E"/>
-                <w:sz w:val="21"/>
-                <w:szCs w:val="21"/>
-                <w:lang w:val="es-CO"/>
-              </w:rPr>
-              <w:t xml:space="preserve"> y</w:t>
-            </w:r>
-            <w:r>
-              <w:rPr>
-                <w:rFonts w:ascii="STIX Two Text" w:eastAsia="STIX Two Text" w:hAnsi="STIX Two Text" w:cs="STIX Two Text"/>
-                <w:i/>
-                <w:color w:val="0E0E0E"/>
-                <w:sz w:val="21"/>
-                <w:szCs w:val="21"/>
-                <w:lang w:val="es-CO"/>
-              </w:rPr>
-              <w:t xml:space="preserve"> Laravel</w:t>
-            </w:r>
-            <w:r>
-              <w:rPr>
-                <w:rFonts w:ascii="STIX Two Text" w:eastAsia="STIX Two Text" w:hAnsi="STIX Two Text" w:cs="STIX Two Text"/>
-                <w:i/>
-                <w:color w:val="0E0E0E"/>
-                <w:sz w:val="21"/>
-                <w:szCs w:val="21"/>
-                <w:lang w:val="es-CO"/>
-              </w:rPr>
-              <w:t>,</w:t>
-            </w:r>
-            <w:r>
-              <w:rPr>
-                <w:rFonts w:ascii="STIX Two Text" w:eastAsia="STIX Two Text" w:hAnsi="STIX Two Text" w:cs="STIX Two Text"/>
-                <w:i/>
-                <w:color w:val="0E0E0E"/>
-                <w:sz w:val="21"/>
-                <w:szCs w:val="21"/>
-                <w:lang w:val="es-CO"/>
-              </w:rPr>
-              <w:t xml:space="preserve"> </w:t>
-            </w:r>
-            <w:r>
-              <w:rPr>
-                <w:rFonts w:ascii="STIX Two Text" w:eastAsia="STIX Two Text" w:hAnsi="STIX Two Text" w:cs="STIX Two Text"/>
-                <w:i/>
-                <w:color w:val="0E0E0E"/>
-                <w:sz w:val="21"/>
-                <w:szCs w:val="21"/>
-                <w:lang w:val="es-CO"/>
-              </w:rPr>
-              <w:t>junto con el</w:t>
-            </w:r>
-            <w:r>
-              <w:rPr>
-                <w:rFonts w:ascii="STIX Two Text" w:eastAsia="STIX Two Text" w:hAnsi="STIX Two Text" w:cs="STIX Two Text"/>
-                <w:i/>
-                <w:color w:val="0E0E0E"/>
-                <w:sz w:val="21"/>
-                <w:szCs w:val="21"/>
-                <w:lang w:val="es-CO"/>
-              </w:rPr>
-              <w:t xml:space="preserve"> despliegue de aplicaciones en entornos de nube con Docker</w:t>
-            </w:r>
-            <w:r>
-              <w:rPr>
-                <w:rFonts w:ascii="STIX Two Text" w:eastAsia="STIX Two Text" w:hAnsi="STIX Two Text" w:cs="STIX Two Text"/>
-                <w:i/>
-                <w:color w:val="0E0E0E"/>
-                <w:sz w:val="21"/>
-                <w:szCs w:val="21"/>
-                <w:lang w:val="es-CO"/>
-              </w:rPr>
-              <w:t>,</w:t>
-            </w:r>
-            <w:r>
-              <w:rPr>
-                <w:rFonts w:ascii="STIX Two Text" w:eastAsia="STIX Two Text" w:hAnsi="STIX Two Text" w:cs="STIX Two Text"/>
-                <w:i/>
-                <w:color w:val="0E0E0E"/>
-                <w:sz w:val="21"/>
-                <w:szCs w:val="21"/>
-                <w:lang w:val="es-CO"/>
-              </w:rPr>
-              <w:t xml:space="preserve"> </w:t>
-            </w:r>
-            <w:proofErr w:type="spellStart"/>
-            <w:r>
-              <w:rPr>
-                <w:rFonts w:ascii="STIX Two Text" w:eastAsia="STIX Two Text" w:hAnsi="STIX Two Text" w:cs="STIX Two Text"/>
-                <w:i/>
-                <w:color w:val="0E0E0E"/>
-                <w:sz w:val="21"/>
-                <w:szCs w:val="21"/>
-                <w:lang w:val="es-CO"/>
-              </w:rPr>
-              <w:t>Nginx</w:t>
-            </w:r>
-            <w:proofErr w:type="spellEnd"/>
-            <w:r>
-              <w:rPr>
-                <w:rFonts w:ascii="STIX Two Text" w:eastAsia="STIX Two Text" w:hAnsi="STIX Two Text" w:cs="STIX Two Text"/>
-                <w:i/>
-                <w:color w:val="0E0E0E"/>
-                <w:sz w:val="21"/>
-                <w:szCs w:val="21"/>
-                <w:lang w:val="es-CO"/>
-              </w:rPr>
-              <w:t xml:space="preserve"> y Caddy</w:t>
-            </w:r>
-            <w:r>
-              <w:rPr>
-                <w:rFonts w:ascii="STIX Two Text" w:eastAsia="STIX Two Text" w:hAnsi="STIX Two Text" w:cs="STIX Two Text"/>
-                <w:i/>
-                <w:color w:val="0E0E0E"/>
-                <w:sz w:val="21"/>
-                <w:szCs w:val="21"/>
-                <w:lang w:val="es-CO"/>
-              </w:rPr>
-              <w:t>. Apasionado por las buenas prácticas y el trabajo en equipos ágiles (Scrum, Jira) para entregar productos de alta calidad.</w:t>
-            </w:r>
+              <w:t xml:space="preserve">Portafolio: </w:t>
+            </w:r>
+            <w:hyperlink r:id="rId12" w:history="1">
+              <w:r>
+                <w:rPr>
+                  <w:rStyle w:val="Hipervnculo"/>
+                  <w:rFonts w:ascii="STIX Two Text" w:eastAsia="STIX Two Text" w:hAnsi="STIX Two Text" w:cs="STIX Two Text"/>
+                  <w:i/>
+                  <w:sz w:val="21"/>
+                  <w:szCs w:val="21"/>
+                  <w:lang w:val="es-CO"/>
+                </w:rPr>
+                <w:t>https://danielarias.dev</w:t>
+              </w:r>
+            </w:hyperlink>
           </w:p>
         </w:tc>
       </w:tr>
@@ -588,7 +476,6 @@
                 <w:color w:val="000000"/>
               </w:rPr>
             </w:pPr>
-            <w:proofErr w:type="spellStart"/>
             <w:r>
               <w:rPr>
                 <w:rFonts w:ascii="STIX Two Text" w:eastAsia="STIX Two Text" w:hAnsi="STIX Two Text" w:cs="STIX Two Text"/>
@@ -596,7 +483,6 @@
               </w:rPr>
               <w:t>Witsoft</w:t>
             </w:r>
-            <w:proofErr w:type="spellEnd"/>
             <w:r>
               <w:rPr>
                 <w:rFonts w:ascii="STIX Two Text" w:eastAsia="STIX Two Text" w:hAnsi="STIX Two Text" w:cs="STIX Two Text"/>
@@ -619,19 +505,11 @@
                 <w:color w:val="000000"/>
               </w:rPr>
             </w:pPr>
-            <w:proofErr w:type="spellStart"/>
-            <w:r>
-              <w:rPr>
-                <w:rFonts w:ascii="STIX Two Text" w:eastAsia="STIX Two Text" w:hAnsi="STIX Two Text" w:cs="STIX Two Text"/>
-              </w:rPr>
-              <w:t>Desarrollador</w:t>
-            </w:r>
-            <w:proofErr w:type="spellEnd"/>
-            <w:r>
-              <w:rPr>
-                <w:rFonts w:ascii="STIX Two Text" w:eastAsia="STIX Two Text" w:hAnsi="STIX Two Text" w:cs="STIX Two Text"/>
-              </w:rPr>
-              <w:t xml:space="preserve"> Frontend (Angular)</w:t>
+            <w:r>
+              <w:rPr>
+                <w:rFonts w:ascii="STIX Two Text" w:eastAsia="STIX Two Text" w:hAnsi="STIX Two Text" w:cs="STIX Two Text"/>
+              </w:rPr>
+              <w:t>Desarrollador Frontend (Angular)</w:t>
             </w:r>
           </w:p>
         </w:tc>
@@ -831,7 +709,7 @@
               </w:rPr>
               <w:t>, actualmente en funcionamiento (</w:t>
             </w:r>
-            <w:hyperlink r:id="rId12" w:history="1">
+            <w:hyperlink r:id="rId13" w:history="1">
               <w:r>
                 <w:rPr>
                   <w:rStyle w:val="Hipervnculo"/>
@@ -853,7 +731,7 @@
               </w:rPr>
               <w:t xml:space="preserve"> </w:t>
             </w:r>
-            <w:hyperlink r:id="rId13" w:history="1">
+            <w:hyperlink r:id="rId14" w:history="1">
               <w:r>
                 <w:rPr>
                   <w:rStyle w:val="Hipervnculo"/>
@@ -1005,17 +883,8 @@
                 <w:rFonts w:ascii="STIX Two Text" w:eastAsia="STIX Two Text" w:hAnsi="STIX Two Text" w:cs="STIX Two Text"/>
                 <w:lang w:val="es-CO"/>
               </w:rPr>
-              <w:t xml:space="preserve">Desarrollador </w:t>
-            </w:r>
-            <w:proofErr w:type="spellStart"/>
-            <w:r>
-              <w:rPr>
-                <w:rFonts w:ascii="STIX Two Text" w:eastAsia="STIX Two Text" w:hAnsi="STIX Two Text" w:cs="STIX Two Text"/>
-                <w:lang w:val="es-CO"/>
-              </w:rPr>
-              <w:t>FullStack</w:t>
-            </w:r>
-            <w:proofErr w:type="spellEnd"/>
+              <w:t>Desarrollador FullStack</w:t>
+            </w:r>
           </w:p>
         </w:tc>
         <w:tc>
@@ -1032,7 +901,6 @@
                 <w:color w:val="000000"/>
               </w:rPr>
             </w:pPr>
-            <w:proofErr w:type="spellStart"/>
             <w:r>
               <w:rPr>
                 <w:rFonts w:ascii="STIX Two Text" w:eastAsia="STIX Two Text" w:hAnsi="STIX Two Text" w:cs="STIX Two Text"/>
@@ -1040,7 +908,6 @@
               </w:rPr>
               <w:t>Remoto</w:t>
             </w:r>
-            <w:proofErr w:type="spellEnd"/>
           </w:p>
           <w:p>
             <w:pPr>
@@ -1051,49 +918,29 @@
                 <w:i/>
               </w:rPr>
             </w:pPr>
-            <w:proofErr w:type="spellStart"/>
             <w:r>
               <w:rPr>
                 <w:rFonts w:ascii="STIX Two Text" w:eastAsia="STIX Two Text" w:hAnsi="STIX Two Text" w:cs="STIX Two Text"/>
                 <w:i/>
                 <w:color w:val="000000"/>
               </w:rPr>
-              <w:t>Enero</w:t>
-            </w:r>
-            <w:proofErr w:type="spellEnd"/>
+              <w:t>Enero 2023</w:t>
+            </w:r>
             <w:r>
               <w:rPr>
                 <w:rFonts w:ascii="STIX Two Text" w:eastAsia="STIX Two Text" w:hAnsi="STIX Two Text" w:cs="STIX Two Text"/>
                 <w:i/>
-                <w:color w:val="000000"/>
-              </w:rPr>
-              <w:t xml:space="preserve"> 2023</w:t>
+              </w:rPr>
+              <w:t xml:space="preserve"> </w:t>
             </w:r>
             <w:r>
               <w:rPr>
                 <w:rFonts w:ascii="STIX Two Text" w:eastAsia="STIX Two Text" w:hAnsi="STIX Two Text" w:cs="STIX Two Text"/>
                 <w:i/>
-              </w:rPr>
-              <w:t xml:space="preserve"> </w:t>
-            </w:r>
-            <w:r>
-              <w:rPr>
-                <w:rFonts w:ascii="STIX Two Text" w:eastAsia="STIX Two Text" w:hAnsi="STIX Two Text" w:cs="STIX Two Text"/>
-                <w:i/>
-                <w:color w:val="000000"/>
-              </w:rPr>
-              <w:t xml:space="preserve">– </w:t>
-            </w:r>
-            <w:proofErr w:type="spellStart"/>
-            <w:r>
-              <w:rPr>
-                <w:rFonts w:ascii="STIX Two Text" w:eastAsia="STIX Two Text" w:hAnsi="STIX Two Text" w:cs="STIX Two Text"/>
-                <w:i/>
-                <w:color w:val="000000"/>
-              </w:rPr>
-              <w:t>Actualidad</w:t>
-            </w:r>
-            <w:proofErr w:type="spellEnd"/>
+                <w:color w:val="000000"/>
+              </w:rPr>
+              <w:t>– Actualidad</w:t>
+            </w:r>
           </w:p>
         </w:tc>
       </w:tr>
@@ -1126,43 +973,7 @@
                 <w:color w:val="000000"/>
                 <w:lang w:val="es-CO"/>
               </w:rPr>
-              <w:t xml:space="preserve">Diseñé y desarrollé aplicaciones web completas utilizando Angular y </w:t>
-            </w:r>
-            <w:proofErr w:type="spellStart"/>
-            <w:r>
-              <w:rPr>
-                <w:rFonts w:ascii="STIX Two Text" w:eastAsia="STIX Two Text" w:hAnsi="STIX Two Text" w:cs="STIX Two Text"/>
-                <w:color w:val="000000"/>
-                <w:lang w:val="es-CO"/>
-              </w:rPr>
-              <w:t>NestJS</w:t>
-            </w:r>
-            <w:proofErr w:type="spellEnd"/>
-            <w:r>
-              <w:rPr>
-                <w:rFonts w:ascii="STIX Two Text" w:eastAsia="STIX Two Text" w:hAnsi="STIX Two Text" w:cs="STIX Two Text"/>
-                <w:color w:val="000000"/>
-                <w:lang w:val="es-CO"/>
-              </w:rPr>
-              <w:t xml:space="preserve">, integrando bases de datos como PostgreSQL, MongoDB, Redis y MySQL, logrando un ahorro del 25% en tiempos de desarrollo gracias al uso de </w:t>
-            </w:r>
-            <w:proofErr w:type="spellStart"/>
-            <w:r>
-              <w:rPr>
-                <w:rFonts w:ascii="STIX Two Text" w:eastAsia="STIX Two Text" w:hAnsi="STIX Two Text" w:cs="STIX Two Text"/>
-                <w:color w:val="000000"/>
-                <w:lang w:val="es-CO"/>
-              </w:rPr>
-              <w:t>TypeORM</w:t>
-            </w:r>
-            <w:proofErr w:type="spellEnd"/>
-            <w:r>
-              <w:rPr>
-                <w:rFonts w:ascii="STIX Two Text" w:eastAsia="STIX Two Text" w:hAnsi="STIX Two Text" w:cs="STIX Two Text"/>
-                <w:color w:val="000000"/>
-                <w:lang w:val="es-CO"/>
-              </w:rPr>
-              <w:t>.</w:t>
+              <w:t>Diseñé y desarrollé aplicaciones web completas utilizando Angular y NestJS, integrando bases de datos como PostgreSQL, MongoDB, Redis y MySQL, logrando un ahorro del 25% en tiempos de desarrollo gracias al uso de TypeORM.</w:t>
             </w:r>
           </w:p>
           <w:p>
@@ -1192,39 +1003,14 @@
                 <w:rFonts w:ascii="STIX Two Text" w:eastAsia="STIX Two Text" w:hAnsi="STIX Two Text" w:cs="STIX Two Text"/>
                 <w:lang w:val="es-CO"/>
               </w:rPr>
-              <w:t xml:space="preserve">, </w:t>
-            </w:r>
-            <w:proofErr w:type="spellStart"/>
-            <w:r>
-              <w:rPr>
-                <w:rFonts w:ascii="STIX Two Text" w:eastAsia="STIX Two Text" w:hAnsi="STIX Two Text" w:cs="STIX Two Text"/>
-                <w:lang w:val="es-CO"/>
-              </w:rPr>
-              <w:t>Cloudflare</w:t>
-            </w:r>
-            <w:proofErr w:type="spellEnd"/>
-            <w:r>
-              <w:rPr>
-                <w:rFonts w:ascii="STIX Two Text" w:eastAsia="STIX Two Text" w:hAnsi="STIX Two Text" w:cs="STIX Two Text"/>
-                <w:lang w:val="es-CO"/>
-              </w:rPr>
-              <w:t xml:space="preserve"> y </w:t>
-            </w:r>
-            <w:proofErr w:type="spellStart"/>
-            <w:r>
-              <w:rPr>
-                <w:rFonts w:ascii="STIX Two Text" w:eastAsia="STIX Two Text" w:hAnsi="STIX Two Text" w:cs="STIX Two Text"/>
-                <w:lang w:val="es-CO"/>
-              </w:rPr>
-              <w:t>Nginx</w:t>
-            </w:r>
-            <w:proofErr w:type="spellEnd"/>
-            <w:r>
-              <w:rPr>
-                <w:rFonts w:ascii="STIX Two Text" w:eastAsia="STIX Two Text" w:hAnsi="STIX Two Text" w:cs="STIX Two Text"/>
-                <w:lang w:val="es-CO"/>
-              </w:rPr>
-              <w:t>, garantizando una disponibilidad del 99.9% en los entornos productivos.</w:t>
+              <w:t>, Cloudflare</w:t>
+            </w:r>
+            <w:r>
+              <w:rPr>
+                <w:rFonts w:ascii="STIX Two Text" w:eastAsia="STIX Two Text" w:hAnsi="STIX Two Text" w:cs="STIX Two Text"/>
+                <w:lang w:val="es-CO"/>
+              </w:rPr>
+              <w:t xml:space="preserve"> y Nginx, garantizando una disponibilidad del 99.9% en los entornos productivos.</w:t>
             </w:r>
           </w:p>
           <w:p>
@@ -1247,23 +1033,7 @@
                 <w:rFonts w:ascii="STIX Two Text" w:eastAsia="STIX Two Text" w:hAnsi="STIX Two Text" w:cs="STIX Two Text"/>
                 <w:lang w:val="es-CO"/>
               </w:rPr>
-              <w:t xml:space="preserve">Optimicé consultas y procesos </w:t>
-            </w:r>
-            <w:proofErr w:type="spellStart"/>
-            <w:r>
-              <w:rPr>
-                <w:rFonts w:ascii="STIX Two Text" w:eastAsia="STIX Two Text" w:hAnsi="STIX Two Text" w:cs="STIX Two Text"/>
-                <w:lang w:val="es-CO"/>
-              </w:rPr>
-              <w:t>backend</w:t>
-            </w:r>
-            <w:proofErr w:type="spellEnd"/>
-            <w:r>
-              <w:rPr>
-                <w:rFonts w:ascii="STIX Two Text" w:eastAsia="STIX Two Text" w:hAnsi="STIX Two Text" w:cs="STIX Two Text"/>
-                <w:lang w:val="es-CO"/>
-              </w:rPr>
-              <w:t>, reduciendo los tiempos de respuesta en un 40% en proyectos de clientes</w:t>
+              <w:t>Optimicé consultas y procesos backend, reduciendo los tiempos de respuesta en un 40% en proyectos de clientes</w:t>
             </w:r>
             <w:r>
               <w:rPr>
@@ -1572,6 +1342,7 @@
                 <w:b/>
                 <w:lang w:val="es-CO"/>
               </w:rPr>
+              <w:lastRenderedPageBreak/>
               <w:t>Pamplona</w:t>
             </w:r>
             <w:r>
@@ -1679,7 +1450,6 @@
                 <w:sz w:val="24"/>
                 <w:szCs w:val="24"/>
               </w:rPr>
-              <w:lastRenderedPageBreak/>
               <w:t>CERTIFICACIONES</w:t>
             </w:r>
           </w:p>
@@ -1705,7 +1475,7 @@
                 <w:color w:val="000000"/>
               </w:rPr>
             </w:pPr>
-            <w:hyperlink r:id="rId14" w:history="1">
+            <w:hyperlink r:id="rId15" w:history="1">
               <w:r>
                 <w:rPr>
                   <w:rStyle w:val="Hipervnculo"/>
@@ -1728,76 +1498,38 @@
                 <w:lang w:val="es-CO"/>
               </w:rPr>
             </w:pPr>
-            <w:hyperlink r:id="rId15" w:history="1">
-              <w:proofErr w:type="spellStart"/>
+            <w:hyperlink r:id="rId16" w:history="1">
               <w:r>
                 <w:rPr>
                   <w:rStyle w:val="Hipervnculo"/>
                   <w:rFonts w:ascii="STIX Two Text" w:eastAsia="STIX Two Text" w:hAnsi="STIX Two Text" w:cs="STIX Two Text"/>
                   <w:lang w:val="es-CO"/>
                 </w:rPr>
-                <w:t>NestJS</w:t>
+                <w:t>NestJS – Desarrollo Backend con Node.js</w:t>
               </w:r>
-              <w:proofErr w:type="spellEnd"/>
+            </w:hyperlink>
+          </w:p>
+          <w:p>
+            <w:pPr>
+              <w:pStyle w:val="Prrafodelista"/>
+              <w:numPr>
+                <w:ilvl w:val="0"/>
+                <w:numId w:val="6"/>
+              </w:numPr>
+              <w:rPr>
+                <w:rFonts w:ascii="STIX Two Text" w:eastAsia="STIX Two Text" w:hAnsi="STIX Two Text" w:cs="STIX Two Text"/>
+                <w:color w:val="000000"/>
+                <w:lang w:val="es-CO"/>
+              </w:rPr>
+            </w:pPr>
+            <w:hyperlink r:id="rId17" w:history="1">
               <w:r>
                 <w:rPr>
                   <w:rStyle w:val="Hipervnculo"/>
                   <w:rFonts w:ascii="STIX Two Text" w:eastAsia="STIX Two Text" w:hAnsi="STIX Two Text" w:cs="STIX Two Text"/>
                   <w:lang w:val="es-CO"/>
                 </w:rPr>
-                <w:t xml:space="preserve"> – Desarrollo </w:t>
-              </w:r>
-              <w:proofErr w:type="spellStart"/>
-              <w:r>
-                <w:rPr>
-                  <w:rStyle w:val="Hipervnculo"/>
-                  <w:rFonts w:ascii="STIX Two Text" w:eastAsia="STIX Two Text" w:hAnsi="STIX Two Text" w:cs="STIX Two Text"/>
-                  <w:lang w:val="es-CO"/>
-                </w:rPr>
-                <w:t>Backend</w:t>
-              </w:r>
-              <w:proofErr w:type="spellEnd"/>
-              <w:r>
-                <w:rPr>
-                  <w:rStyle w:val="Hipervnculo"/>
-                  <w:rFonts w:ascii="STIX Two Text" w:eastAsia="STIX Two Text" w:hAnsi="STIX Two Text" w:cs="STIX Two Text"/>
-                  <w:lang w:val="es-CO"/>
-                </w:rPr>
-                <w:t xml:space="preserve"> con Node.js</w:t>
-              </w:r>
-            </w:hyperlink>
-          </w:p>
-          <w:p>
-            <w:pPr>
-              <w:pStyle w:val="Prrafodelista"/>
-              <w:numPr>
-                <w:ilvl w:val="0"/>
-                <w:numId w:val="6"/>
-              </w:numPr>
-              <w:rPr>
-                <w:rFonts w:ascii="STIX Two Text" w:eastAsia="STIX Two Text" w:hAnsi="STIX Two Text" w:cs="STIX Two Text"/>
-                <w:color w:val="000000"/>
-                <w:lang w:val="es-CO"/>
-              </w:rPr>
-            </w:pPr>
-            <w:hyperlink r:id="rId16" w:history="1">
-              <w:proofErr w:type="spellStart"/>
-              <w:r>
-                <w:rPr>
-                  <w:rStyle w:val="Hipervnculo"/>
-                  <w:rFonts w:ascii="STIX Two Text" w:eastAsia="STIX Two Text" w:hAnsi="STIX Two Text" w:cs="STIX Two Text"/>
-                  <w:lang w:val="es-CO"/>
-                </w:rPr>
-                <w:t>TypeScript</w:t>
-              </w:r>
-              <w:proofErr w:type="spellEnd"/>
-              <w:r>
-                <w:rPr>
-                  <w:rStyle w:val="Hipervnculo"/>
-                  <w:rFonts w:ascii="STIX Two Text" w:eastAsia="STIX Two Text" w:hAnsi="STIX Two Text" w:cs="STIX Two Text"/>
-                  <w:lang w:val="es-CO"/>
-                </w:rPr>
-                <w:t xml:space="preserve"> – Fundamentos y Buenas Prácticas</w:t>
+                <w:t>TypeScript – Fundamentos y Buenas Prácticas</w:t>
               </w:r>
             </w:hyperlink>
           </w:p>
@@ -1952,7 +1684,6 @@
                 <w:lang w:val="en-US"/>
               </w:rPr>
             </w:pPr>
-            <w:proofErr w:type="spellStart"/>
             <w:r>
               <w:rPr>
                 <w:rFonts w:ascii="STIX Two Text" w:eastAsia="STIX Two Text" w:hAnsi="STIX Two Text" w:cs="STIX Two Text"/>
@@ -1961,18 +1692,15 @@
                 <w:color w:val="000000"/>
                 <w:lang w:val="en-US"/>
               </w:rPr>
-              <w:t>Lenguajes</w:t>
-            </w:r>
-            <w:proofErr w:type="spellEnd"/>
-            <w:r>
-              <w:rPr>
-                <w:rFonts w:ascii="STIX Two Text" w:eastAsia="STIX Two Text" w:hAnsi="STIX Two Text" w:cs="STIX Two Text"/>
-                <w:b/>
-                <w:bCs/>
+              <w:t>Lenguajes y frameworks:</w:t>
+            </w:r>
+            <w:r>
+              <w:rPr>
+                <w:rFonts w:ascii="STIX Two Text" w:eastAsia="STIX Two Text" w:hAnsi="STIX Two Text" w:cs="STIX Two Text"/>
                 <w:color w:val="000000"/>
                 <w:lang w:val="en-US"/>
               </w:rPr>
-              <w:t xml:space="preserve"> y frameworks:</w:t>
+              <w:t xml:space="preserve"> Angular,</w:t>
             </w:r>
             <w:r>
               <w:rPr>
@@ -1980,69 +1708,7 @@
                 <w:color w:val="000000"/>
                 <w:lang w:val="en-US"/>
               </w:rPr>
-              <w:t xml:space="preserve"> Angular,</w:t>
-            </w:r>
-            <w:r>
-              <w:rPr>
-                <w:rFonts w:ascii="STIX Two Text" w:eastAsia="STIX Two Text" w:hAnsi="STIX Two Text" w:cs="STIX Two Text"/>
-                <w:color w:val="000000"/>
-                <w:lang w:val="en-US"/>
-              </w:rPr>
-              <w:t xml:space="preserve"> </w:t>
-            </w:r>
-            <w:proofErr w:type="spellStart"/>
-            <w:r>
-              <w:rPr>
-                <w:rFonts w:ascii="STIX Two Text" w:eastAsia="STIX Two Text" w:hAnsi="STIX Two Text" w:cs="STIX Two Text"/>
-                <w:color w:val="000000"/>
-                <w:lang w:val="en-US"/>
-              </w:rPr>
-              <w:t>NestJS</w:t>
-            </w:r>
-            <w:proofErr w:type="spellEnd"/>
-            <w:r>
-              <w:rPr>
-                <w:rFonts w:ascii="STIX Two Text" w:eastAsia="STIX Two Text" w:hAnsi="STIX Two Text" w:cs="STIX Two Text"/>
-                <w:color w:val="000000"/>
-                <w:lang w:val="en-US"/>
-              </w:rPr>
-              <w:t xml:space="preserve">, Docker, </w:t>
-            </w:r>
-            <w:proofErr w:type="spellStart"/>
-            <w:r>
-              <w:rPr>
-                <w:rFonts w:ascii="STIX Two Text" w:eastAsia="STIX Two Text" w:hAnsi="STIX Two Text" w:cs="STIX Two Text"/>
-                <w:color w:val="000000"/>
-                <w:lang w:val="en-US"/>
-              </w:rPr>
-              <w:t>PostgreSql</w:t>
-            </w:r>
-            <w:proofErr w:type="spellEnd"/>
-            <w:r>
-              <w:rPr>
-                <w:rFonts w:ascii="STIX Two Text" w:eastAsia="STIX Two Text" w:hAnsi="STIX Two Text" w:cs="STIX Two Text"/>
-                <w:color w:val="000000"/>
-                <w:lang w:val="en-US"/>
-              </w:rPr>
-              <w:t xml:space="preserve">, </w:t>
-            </w:r>
-            <w:proofErr w:type="spellStart"/>
-            <w:r>
-              <w:rPr>
-                <w:rFonts w:ascii="STIX Two Text" w:eastAsia="STIX Two Text" w:hAnsi="STIX Two Text" w:cs="STIX Two Text"/>
-                <w:color w:val="000000"/>
-                <w:lang w:val="en-US"/>
-              </w:rPr>
-              <w:t>MySql</w:t>
-            </w:r>
-            <w:proofErr w:type="spellEnd"/>
-            <w:r>
-              <w:rPr>
-                <w:rFonts w:ascii="STIX Two Text" w:eastAsia="STIX Two Text" w:hAnsi="STIX Two Text" w:cs="STIX Two Text"/>
-                <w:color w:val="000000"/>
-                <w:lang w:val="en-US"/>
-              </w:rPr>
-              <w:t xml:space="preserve">, MongoDB, Redis, </w:t>
+              <w:t xml:space="preserve"> NestJS, Docker, PostgreSql, MySql, MongoDB, Redis, </w:t>
             </w:r>
             <w:r>
               <w:rPr>
@@ -2378,43 +2044,7 @@
                 <w:color w:val="000000"/>
                 <w:lang w:val="es-CO"/>
               </w:rPr>
-              <w:t xml:space="preserve"> </w:t>
-            </w:r>
-            <w:proofErr w:type="gramStart"/>
-            <w:r>
-              <w:rPr>
-                <w:rFonts w:ascii="STIX Two Text" w:eastAsia="STIX Two Text" w:hAnsi="STIX Two Text" w:cs="STIX Two Text"/>
-                <w:color w:val="000000"/>
-                <w:lang w:val="es-CO"/>
-              </w:rPr>
-              <w:t>Español</w:t>
-            </w:r>
-            <w:proofErr w:type="gramEnd"/>
-            <w:r>
-              <w:rPr>
-                <w:rFonts w:ascii="STIX Two Text" w:eastAsia="STIX Two Text" w:hAnsi="STIX Two Text" w:cs="STIX Two Text"/>
-                <w:color w:val="000000"/>
-                <w:lang w:val="es-CO"/>
-              </w:rPr>
-              <w:t xml:space="preserve"> (nativo) e </w:t>
-            </w:r>
-            <w:proofErr w:type="gramStart"/>
-            <w:r>
-              <w:rPr>
-                <w:rFonts w:ascii="STIX Two Text" w:eastAsia="STIX Two Text" w:hAnsi="STIX Two Text" w:cs="STIX Two Text"/>
-                <w:color w:val="000000"/>
-                <w:lang w:val="es-CO"/>
-              </w:rPr>
-              <w:t>Inglés</w:t>
-            </w:r>
-            <w:proofErr w:type="gramEnd"/>
-            <w:r>
-              <w:rPr>
-                <w:rFonts w:ascii="STIX Two Text" w:eastAsia="STIX Two Text" w:hAnsi="STIX Two Text" w:cs="STIX Two Text"/>
-                <w:color w:val="000000"/>
-                <w:lang w:val="es-CO"/>
-              </w:rPr>
-              <w:t xml:space="preserve"> (Intermedio).</w:t>
+              <w:t xml:space="preserve"> Español (nativo) e Inglés (Intermedio).</w:t>
             </w:r>
           </w:p>
         </w:tc>
@@ -2431,12 +2061,12 @@
       </w:pPr>
     </w:p>
     <w:sectPr>
-      <w:headerReference w:type="even" r:id="rId17"/>
-      <w:headerReference w:type="default" r:id="rId18"/>
-      <w:footerReference w:type="even" r:id="rId19"/>
-      <w:footerReference w:type="default" r:id="rId20"/>
-      <w:headerReference w:type="first" r:id="rId21"/>
-      <w:footerReference w:type="first" r:id="rId22"/>
+      <w:headerReference w:type="even" r:id="rId18"/>
+      <w:headerReference w:type="default" r:id="rId19"/>
+      <w:footerReference w:type="even" r:id="rId20"/>
+      <w:footerReference w:type="default" r:id="rId21"/>
+      <w:headerReference w:type="first" r:id="rId22"/>
+      <w:footerReference w:type="first" r:id="rId23"/>
       <w:pgSz w:w="12240" w:h="15840"/>
       <w:pgMar w:top="567" w:right="567" w:bottom="284" w:left="567" w:header="0" w:footer="0" w:gutter="0"/>
       <w:pgNumType w:start="1"/>
